--- a/framework-templates/Consumer_Duty_Implementation_Plan_v2.0_Template.docx
+++ b/framework-templates/Consumer_Duty_Implementation_Plan_v2.0_Template.docx
@@ -373,6 +373,25 @@
           <w:b/>
           <w:bCs/>
         </w:rPr>
+        <w:t xml:space="preserve">Supporting registers are mandatory.</w:t>
+      </w:r>
+      <w:r>
+        <w:t xml:space="preserve"> This document relies on the KMS registers listed in its “Supporting registers” section (where it has one). The FCA judges a firm on the records that show its policies working in practice, so a firm that adopts this document without using its registers is likely to fail FCA scrutiny. Start using them from day one.</w:t>
+      </w:r>
+    </w:p>
+    <w:p>
+      <w:pPr>
+        <w:pStyle w:val="ListParagraph"/>
+        <w:numPr>
+          <w:ilvl w:val="0"/>
+          <w:numId w:val="1"/>
+        </w:numPr>
+      </w:pPr>
+      <w:r>
+        <w:rPr>
+          <w:b/>
+          <w:bCs/>
+        </w:rPr>
         <w:t xml:space="preserve">Grey “KMS guidance” boxes</w:t>
       </w:r>
       <w:r>
@@ -2369,37 +2388,7 @@
         </w:numPr>
       </w:pPr>
       <w:r>
-        <w:t xml:space="preserve">We </w:t>
-      </w:r>
-      <w:r>
-        <w:rPr>
-          <w:b/>
-          <w:bCs/>
-        </w:rPr>
-        <w:t xml:space="preserve">review</w:t>
-      </w:r>
-      <w:r>
-        <w:t xml:space="preserve"> each product and service at least </w:t>
-      </w:r>
-      <w:r>
-        <w:rPr>
-          <w:b/>
-          <w:bCs/>
-          <w:highlight w:val="yellow"/>
-        </w:rPr>
-        <w:t xml:space="preserve">[Insert frequency]</w:t>
-      </w:r>
-      <w:r>
-        <w:t xml:space="preserve"> and when outcome data or complaints suggest a problem, and take action where it is not delivering good outcomes.</w:t>
-      </w:r>
-    </w:p>
-    <w:p>
-      <w:pPr>
-        <w:pStyle w:val="Heading1"/>
-        <w:outlineLvl w:val="0"/>
-      </w:pPr>
-      <w:r>
-        <w:t xml:space="preserve">4. Price and value outcome</w:t>
+        <w:t xml:space="preserve">We record target markets and approvals in the Target Market Register (in the Consumer Duty Evidence workbook).</w:t>
       </w:r>
     </w:p>
     <w:p>
@@ -2411,17 +2400,37 @@
         </w:numPr>
       </w:pPr>
       <w:r>
-        <w:t xml:space="preserve">We carry out a documented </w:t>
-      </w:r>
-      <w:r>
-        <w:rPr>
-          <w:b/>
-          <w:bCs/>
-        </w:rPr>
-        <w:t xml:space="preserve">fair value assessment</w:t>
-      </w:r>
-      <w:r>
-        <w:t xml:space="preserve"> for every product and service we manufacture, comparing the total price customers pay (including fees, charges and non-financial costs such as time and effort) with the benefits they receive.</w:t>
+        <w:t xml:space="preserve">We </w:t>
+      </w:r>
+      <w:r>
+        <w:rPr>
+          <w:b/>
+          <w:bCs/>
+        </w:rPr>
+        <w:t xml:space="preserve">review</w:t>
+      </w:r>
+      <w:r>
+        <w:t xml:space="preserve"> each product and service at least </w:t>
+      </w:r>
+      <w:r>
+        <w:rPr>
+          <w:b/>
+          <w:bCs/>
+          <w:highlight w:val="yellow"/>
+        </w:rPr>
+        <w:t xml:space="preserve">[Insert frequency]</w:t>
+      </w:r>
+      <w:r>
+        <w:t xml:space="preserve"> and when outcome data or complaints suggest a problem, and take action where it is not delivering good outcomes.</w:t>
+      </w:r>
+    </w:p>
+    <w:p>
+      <w:pPr>
+        <w:pStyle w:val="Heading1"/>
+        <w:outlineLvl w:val="0"/>
+      </w:pPr>
+      <w:r>
+        <w:t xml:space="preserve">4. Price and value outcome</w:t>
       </w:r>
     </w:p>
     <w:p>
@@ -2433,17 +2442,17 @@
         </w:numPr>
       </w:pPr>
       <w:r>
-        <w:t xml:space="preserve">We consider whether any </w:t>
-      </w:r>
-      <w:r>
-        <w:rPr>
-          <w:b/>
-          <w:bCs/>
-        </w:rPr>
-        <w:t xml:space="preserve">groups of customers</w:t>
-      </w:r>
-      <w:r>
-        <w:t xml:space="preserve"> – including those with characteristics of vulnerability – receive worse value.</w:t>
+        <w:t xml:space="preserve">We carry out a documented </w:t>
+      </w:r>
+      <w:r>
+        <w:rPr>
+          <w:b/>
+          <w:bCs/>
+        </w:rPr>
+        <w:t xml:space="preserve">fair value assessment</w:t>
+      </w:r>
+      <w:r>
+        <w:t xml:space="preserve"> for every product and service we manufacture, comparing the total price customers pay (including fees, charges and non-financial costs such as time and effort) with the benefits they receive.</w:t>
       </w:r>
     </w:p>
     <w:p>
@@ -2455,17 +2464,17 @@
         </w:numPr>
       </w:pPr>
       <w:r>
-        <w:t xml:space="preserve">As a distributor, we obtain manufacturers’ fair value assessments and make sure our own </w:t>
-      </w:r>
-      <w:r>
-        <w:rPr>
-          <w:b/>
-          <w:bCs/>
-        </w:rPr>
-        <w:t xml:space="preserve">remuneration</w:t>
-      </w:r>
-      <w:r>
-        <w:t xml:space="preserve"> does not undermine value.</w:t>
+        <w:t xml:space="preserve">We consider whether any </w:t>
+      </w:r>
+      <w:r>
+        <w:rPr>
+          <w:b/>
+          <w:bCs/>
+        </w:rPr>
+        <w:t xml:space="preserve">groups of customers</w:t>
+      </w:r>
+      <w:r>
+        <w:t xml:space="preserve"> – including those with characteristics of vulnerability – receive worse value.</w:t>
       </w:r>
     </w:p>
     <w:p>
@@ -2477,26 +2486,17 @@
         </w:numPr>
       </w:pPr>
       <w:r>
-        <w:t xml:space="preserve">We </w:t>
-      </w:r>
-      <w:r>
-        <w:rPr>
-          <w:b/>
-          <w:bCs/>
-        </w:rPr>
-        <w:t xml:space="preserve">review</w:t>
-      </w:r>
-      <w:r>
-        <w:t xml:space="preserve"> fair value at least annually, and sooner if prices, costs or outcome data change. Where a product does not provide fair value, we act – for example by changing the price or features, withdrawing it, or providing redress.</w:t>
-      </w:r>
-    </w:p>
-    <w:p>
-      <w:pPr>
-        <w:pStyle w:val="Heading1"/>
-        <w:outlineLvl w:val="0"/>
-      </w:pPr>
-      <w:r>
-        <w:t xml:space="preserve">5. Consumer understanding outcome</w:t>
+        <w:t xml:space="preserve">As a distributor, we obtain manufacturers’ fair value assessments and make sure our own </w:t>
+      </w:r>
+      <w:r>
+        <w:rPr>
+          <w:b/>
+          <w:bCs/>
+        </w:rPr>
+        <w:t xml:space="preserve">remuneration</w:t>
+      </w:r>
+      <w:r>
+        <w:t xml:space="preserve"> does not undermine value.</w:t>
       </w:r>
     </w:p>
     <w:p>
@@ -2508,7 +2508,7 @@
         </w:numPr>
       </w:pPr>
       <w:r>
-        <w:t xml:space="preserve">Our communications are clear, relevant, well-timed and in plain language, and give customers the information they need to make decisions, including key risks, costs and consequences of inaction.</w:t>
+        <w:t xml:space="preserve">We record each assessment in the Fair Value Register (in the Consumer Duty Evidence workbook).</w:t>
       </w:r>
     </w:p>
     <w:p>
@@ -2520,7 +2520,26 @@
         </w:numPr>
       </w:pPr>
       <w:r>
-        <w:t xml:space="preserve">We apply at least the same care to post-sale communications (for example how to cancel or complain) as to sales communications.</w:t>
+        <w:t xml:space="preserve">We </w:t>
+      </w:r>
+      <w:r>
+        <w:rPr>
+          <w:b/>
+          <w:bCs/>
+        </w:rPr>
+        <w:t xml:space="preserve">review</w:t>
+      </w:r>
+      <w:r>
+        <w:t xml:space="preserve"> fair value at least annually, and sooner if prices, costs or outcome data change. Where a product does not provide fair value, we act – for example by changing the price or features, withdrawing it, or providing redress.</w:t>
+      </w:r>
+    </w:p>
+    <w:p>
+      <w:pPr>
+        <w:pStyle w:val="Heading1"/>
+        <w:outlineLvl w:val="0"/>
+      </w:pPr>
+      <w:r>
+        <w:t xml:space="preserve">5. Consumer understanding outcome</w:t>
       </w:r>
     </w:p>
     <w:p>
@@ -2532,28 +2551,7 @@
         </w:numPr>
       </w:pPr>
       <w:r>
-        <w:t xml:space="preserve">We </w:t>
-      </w:r>
-      <w:r>
-        <w:rPr>
-          <w:b/>
-          <w:bCs/>
-        </w:rPr>
-        <w:t xml:space="preserve">test</w:t>
-      </w:r>
-      <w:r>
-        <w:t xml:space="preserve"> key communications (for example with a sample of customers or through </w:t>
-      </w:r>
-      <w:r>
-        <w:rPr>
-          <w:b/>
-          <w:bCs/>
-          <w:highlight w:val="yellow"/>
-        </w:rPr>
-        <w:t xml:space="preserve">[Insert method]</w:t>
-      </w:r>
-      <w:r>
-        <w:t xml:space="preserve">) and use the results and outcome data to improve them.</w:t>
+        <w:t xml:space="preserve">Our communications are clear, relevant, well-timed and in plain language, and give customers the information they need to make decisions, including key risks, costs and consequences of inaction.</w:t>
       </w:r>
     </w:p>
     <w:p>
@@ -2565,7 +2563,7 @@
         </w:numPr>
       </w:pPr>
       <w:r>
-        <w:t xml:space="preserve">Where we deal with customers one-to-one, we check understanding and tailor explanations to the customer’s needs.</w:t>
+        <w:t xml:space="preserve">We apply at least the same care to post-sale communications (for example how to cancel or complain) as to sales communications.</w:t>
       </w:r>
     </w:p>
     <w:p>
@@ -2577,26 +2575,28 @@
         </w:numPr>
       </w:pPr>
       <w:r>
-        <w:t xml:space="preserve">We make communications </w:t>
-      </w:r>
-      <w:r>
-        <w:rPr>
-          <w:b/>
-          <w:bCs/>
-        </w:rPr>
-        <w:t xml:space="preserve">accessible</w:t>
-      </w:r>
-      <w:r>
-        <w:t xml:space="preserve">, including reasonable adjustments for disabled customers.</w:t>
-      </w:r>
-    </w:p>
-    <w:p>
-      <w:pPr>
-        <w:pStyle w:val="Heading1"/>
-        <w:outlineLvl w:val="0"/>
-      </w:pPr>
-      <w:r>
-        <w:t xml:space="preserve">6. Consumer support outcome</w:t>
+        <w:t xml:space="preserve">We </w:t>
+      </w:r>
+      <w:r>
+        <w:rPr>
+          <w:b/>
+          <w:bCs/>
+        </w:rPr>
+        <w:t xml:space="preserve">test</w:t>
+      </w:r>
+      <w:r>
+        <w:t xml:space="preserve"> key communications (for example with a sample of customers or through </w:t>
+      </w:r>
+      <w:r>
+        <w:rPr>
+          <w:b/>
+          <w:bCs/>
+          <w:highlight w:val="yellow"/>
+        </w:rPr>
+        <w:t xml:space="preserve">[Insert method]</w:t>
+      </w:r>
+      <w:r>
+        <w:t xml:space="preserve">) and use the results and outcome data to improve them.</w:t>
       </w:r>
     </w:p>
     <w:p>
@@ -2608,28 +2608,7 @@
         </w:numPr>
       </w:pPr>
       <w:r>
-        <w:t xml:space="preserve">Customers can contact us easily through </w:t>
-      </w:r>
-      <w:r>
-        <w:rPr>
-          <w:b/>
-          <w:bCs/>
-          <w:highlight w:val="yellow"/>
-        </w:rPr>
-        <w:t xml:space="preserve">[Insert channels]</w:t>
-      </w:r>
-      <w:r>
-        <w:t xml:space="preserve">, and it is </w:t>
-      </w:r>
-      <w:r>
-        <w:rPr>
-          <w:b/>
-          <w:bCs/>
-        </w:rPr>
-        <w:t xml:space="preserve">as easy to get help, switch, cancel or complain as it was to buy</w:t>
-      </w:r>
-      <w:r>
-        <w:t xml:space="preserve">.</w:t>
+        <w:t xml:space="preserve">Where we deal with customers one-to-one, we check understanding and tailor explanations to the customer’s needs.</w:t>
       </w:r>
     </w:p>
     <w:p>
@@ -2641,7 +2620,26 @@
         </w:numPr>
       </w:pPr>
       <w:r>
-        <w:t xml:space="preserve">We avoid unreasonable barriers (“sludge”), such as long waiting times, complicated processes to cancel, or requiring customers to use a channel that does not suit them.</w:t>
+        <w:t xml:space="preserve">We make communications </w:t>
+      </w:r>
+      <w:r>
+        <w:rPr>
+          <w:b/>
+          <w:bCs/>
+        </w:rPr>
+        <w:t xml:space="preserve">accessible</w:t>
+      </w:r>
+      <w:r>
+        <w:t xml:space="preserve">, including reasonable adjustments for disabled customers.</w:t>
+      </w:r>
+    </w:p>
+    <w:p>
+      <w:pPr>
+        <w:pStyle w:val="Heading1"/>
+        <w:outlineLvl w:val="0"/>
+      </w:pPr>
+      <w:r>
+        <w:t xml:space="preserve">6. Consumer support outcome</w:t>
       </w:r>
     </w:p>
     <w:p>
@@ -2653,7 +2651,28 @@
         </w:numPr>
       </w:pPr>
       <w:r>
-        <w:t xml:space="preserve">We provide appropriate support to customers with characteristics of vulnerability, in line with our Customer Vulnerability Policy.</w:t>
+        <w:t xml:space="preserve">Customers can contact us easily through </w:t>
+      </w:r>
+      <w:r>
+        <w:rPr>
+          <w:b/>
+          <w:bCs/>
+          <w:highlight w:val="yellow"/>
+        </w:rPr>
+        <w:t xml:space="preserve">[Insert channels]</w:t>
+      </w:r>
+      <w:r>
+        <w:t xml:space="preserve">, and it is </w:t>
+      </w:r>
+      <w:r>
+        <w:rPr>
+          <w:b/>
+          <w:bCs/>
+        </w:rPr>
+        <w:t xml:space="preserve">as easy to get help, switch, cancel or complain as it was to buy</w:t>
+      </w:r>
+      <w:r>
+        <w:t xml:space="preserve">.</w:t>
       </w:r>
     </w:p>
     <w:p>
@@ -2665,16 +2684,7 @@
         </w:numPr>
       </w:pPr>
       <w:r>
-        <w:t xml:space="preserve">We handle complaints fairly and use them to improve, in line with our Complaints Procedure.</w:t>
-      </w:r>
-    </w:p>
-    <w:p>
-      <w:pPr>
-        <w:pStyle w:val="Heading1"/>
-        <w:outlineLvl w:val="0"/>
-      </w:pPr>
-      <w:r>
-        <w:t xml:space="preserve">7. Governance, culture and accountability</w:t>
+        <w:t xml:space="preserve">We avoid unreasonable barriers (“sludge”), such as long waiting times, complicated processes to cancel, or requiring customers to use a channel that does not suit them.</w:t>
       </w:r>
     </w:p>
     <w:p>
@@ -2686,47 +2696,7 @@
         </w:numPr>
       </w:pPr>
       <w:r>
-        <w:rPr>
-          <w:b/>
-          <w:bCs/>
-        </w:rPr>
-        <w:t xml:space="preserve">Accountability.</w:t>
-      </w:r>
-      <w:r>
-        <w:t xml:space="preserve"> </w:t>
-      </w:r>
-      <w:r>
-        <w:rPr>
-          <w:b/>
-          <w:bCs/>
-          <w:highlight w:val="yellow"/>
-        </w:rPr>
-        <w:t xml:space="preserve">[Insert name]</w:t>
-      </w:r>
-      <w:r>
-        <w:t xml:space="preserve">, a </w:t>
-      </w:r>
-      <w:r>
-        <w:rPr>
-          <w:b/>
-          <w:bCs/>
-          <w:highlight w:val="yellow"/>
-        </w:rPr>
-        <w:t xml:space="preserve">[Insert: director / SMF holder]</w:t>
-      </w:r>
-      <w:r>
-        <w:t xml:space="preserve">, is responsible for the Duty. </w:t>
-      </w:r>
-      <w:r>
-        <w:rPr>
-          <w:b/>
-          <w:bCs/>
-          <w:highlight w:val="yellow"/>
-        </w:rPr>
-        <w:t xml:space="preserve">[If you have a board or governing body, add: our Consumer Duty champion is [Insert name]</w:t>
-      </w:r>
-      <w:r>
-        <w:t xml:space="preserve">. The FCA expects firms with a board to appoint a champion, ideally a non-executive director, to help the chair and CEO raise the Duty regularly. A sole trader or firm without a board should explain how it gets challenge instead.]</w:t>
+        <w:t xml:space="preserve">We provide appropriate support to customers with characteristics of vulnerability, in line with our Customer Vulnerability Policy.</w:t>
       </w:r>
     </w:p>
     <w:p>
@@ -2738,14 +2708,16 @@
         </w:numPr>
       </w:pPr>
       <w:r>
-        <w:rPr>
-          <w:b/>
-          <w:bCs/>
-        </w:rPr>
-        <w:t xml:space="preserve">Culture and incentives.</w:t>
-      </w:r>
-      <w:r>
-        <w:t xml:space="preserve"> Our culture, objectives, remuneration and performance management encourage staff to deliver good customer outcomes. No incentive rewards outcomes that could harm customers.</w:t>
+        <w:t xml:space="preserve">We handle complaints fairly and use them to improve, in line with our Complaints Procedure.</w:t>
+      </w:r>
+    </w:p>
+    <w:p>
+      <w:pPr>
+        <w:pStyle w:val="Heading1"/>
+        <w:outlineLvl w:val="0"/>
+      </w:pPr>
+      <w:r>
+        <w:t xml:space="preserve">7. Governance, culture and accountability</w:t>
       </w:r>
     </w:p>
     <w:p>
@@ -2761,10 +2733,10 @@
           <w:b/>
           <w:bCs/>
         </w:rPr>
-        <w:t xml:space="preserve">Board report.</w:t>
-      </w:r>
-      <w:r>
-        <w:t xml:space="preserve"> At least annually, </w:t>
+        <w:t xml:space="preserve">Accountability.</w:t>
+      </w:r>
+      <w:r>
+        <w:t xml:space="preserve"> </w:t>
       </w:r>
       <w:r>
         <w:rPr>
@@ -2772,10 +2744,10 @@
           <w:bCs/>
           <w:highlight w:val="yellow"/>
         </w:rPr>
-        <w:t xml:space="preserve">[Insert: the board / the directors / the business owner]</w:t>
-      </w:r>
-      <w:r>
-        <w:t xml:space="preserve"> reviews and approves a report on whether we are delivering good outcomes for customers consistent with the Duty, what actions we have taken and what we plan to do (PRIN 2A.8). The report draws conclusions from our data rather than simply presenting it, records the challenge given and the decisions made, covers outcomes for customers with characteristics of vulnerability, and covers outcomes delivered through any distribution chain, in line with the FCA’s April 2026 observations on firms’ board reports. Our first report will be approved by </w:t>
+        <w:t xml:space="preserve">[Insert name]</w:t>
+      </w:r>
+      <w:r>
+        <w:t xml:space="preserve">, a </w:t>
       </w:r>
       <w:r>
         <w:rPr>
@@ -2783,10 +2755,21 @@
           <w:bCs/>
           <w:highlight w:val="yellow"/>
         </w:rPr>
-        <w:t xml:space="preserve">[Insert date]</w:t>
-      </w:r>
-      <w:r>
-        <w:t xml:space="preserve">.</w:t>
+        <w:t xml:space="preserve">[Insert: director / SMF holder]</w:t>
+      </w:r>
+      <w:r>
+        <w:t xml:space="preserve">, is responsible for the Duty. </w:t>
+      </w:r>
+      <w:r>
+        <w:rPr>
+          <w:b/>
+          <w:bCs/>
+          <w:highlight w:val="yellow"/>
+        </w:rPr>
+        <w:t xml:space="preserve">[If you have a board or governing body, add: our Consumer Duty champion is [Insert name]</w:t>
+      </w:r>
+      <w:r>
+        <w:t xml:space="preserve">. The FCA expects firms with a board to appoint a champion, ideally a non-executive director, to help the chair and CEO raise the Duty regularly. A sole trader or firm without a board should explain how it gets challenge instead.]</w:t>
       </w:r>
     </w:p>
     <w:p>
@@ -2802,6 +2785,66 @@
           <w:b/>
           <w:bCs/>
         </w:rPr>
+        <w:t xml:space="preserve">Culture and incentives.</w:t>
+      </w:r>
+      <w:r>
+        <w:t xml:space="preserve"> Our culture, objectives, remuneration and performance management encourage staff to deliver good customer outcomes. No incentive rewards outcomes that could harm customers.</w:t>
+      </w:r>
+    </w:p>
+    <w:p>
+      <w:pPr>
+        <w:pStyle w:val="ListParagraph"/>
+        <w:numPr>
+          <w:ilvl w:val="0"/>
+          <w:numId w:val="1"/>
+        </w:numPr>
+      </w:pPr>
+      <w:r>
+        <w:rPr>
+          <w:b/>
+          <w:bCs/>
+        </w:rPr>
+        <w:t xml:space="preserve">Board report.</w:t>
+      </w:r>
+      <w:r>
+        <w:t xml:space="preserve"> At least annually, </w:t>
+      </w:r>
+      <w:r>
+        <w:rPr>
+          <w:b/>
+          <w:bCs/>
+          <w:highlight w:val="yellow"/>
+        </w:rPr>
+        <w:t xml:space="preserve">[Insert: the board / the directors / the business owner]</w:t>
+      </w:r>
+      <w:r>
+        <w:t xml:space="preserve"> reviews and approves a report on whether we are delivering good outcomes for customers consistent with the Duty, what actions we have taken and what we plan to do (PRIN 2A.8). The report draws conclusions from our data rather than simply presenting it, records the challenge given and the decisions made, covers outcomes for customers with characteristics of vulnerability, and covers outcomes delivered through any distribution chain, in line with the FCA’s April 2026 observations on firms’ board reports. Our first report will be approved by </w:t>
+      </w:r>
+      <w:r>
+        <w:rPr>
+          <w:b/>
+          <w:bCs/>
+          <w:highlight w:val="yellow"/>
+        </w:rPr>
+        <w:t xml:space="preserve">[Insert date]</w:t>
+      </w:r>
+      <w:r>
+        <w:t xml:space="preserve">.</w:t>
+      </w:r>
+    </w:p>
+    <w:p>
+      <w:pPr>
+        <w:pStyle w:val="ListParagraph"/>
+        <w:numPr>
+          <w:ilvl w:val="0"/>
+          <w:numId w:val="1"/>
+        </w:numPr>
+      </w:pPr>
+      <w:r>
+        <w:rPr>
+          <w:b/>
+          <w:bCs/>
+        </w:rPr>
         <w:t xml:space="preserve">Training.</w:t>
       </w:r>
       <w:r>
@@ -2819,7 +2862,7 @@
     </w:p>
     <w:p>
       <w:r>
-        <w:t xml:space="preserve">We monitor the outcomes our customers receive using management information (MI) that is proportionate to our size. Our key indicators are:</w:t>
+        <w:t xml:space="preserve">We monitor the outcomes our customers receive using management information (MI) that is proportionate to our size, recorded in the Outcome MI tab of the Consumer Duty Evidence workbook. Actions are tracked in its Board Report Actions tab. Our key indicators are:</w:t>
       </w:r>
     </w:p>
     <w:tbl>
@@ -4323,6 +4366,358 @@
       <w:r>
         <w:t xml:space="preserve"> until every action is complete, after which the Duty is monitored through business-as-usual governance.</w:t>
       </w:r>
+    </w:p>
+    <w:p>
+      <w:pPr>
+        <w:pStyle w:val="Heading1"/>
+        <w:outlineLvl w:val="0"/>
+      </w:pPr>
+      <w:r>
+        <w:t xml:space="preserve">11. Supporting registers</w:t>
+      </w:r>
+    </w:p>
+    <w:p>
+      <w:r>
+        <w:t xml:space="preserve">The KMS registers below support this plan. They are an essential part of it, not optional extras: the FCA judges whether a plan works in practice by looking at these records, and a plan without them is unlikely to withstand scrutiny. Keep them up to date from your first day of trading. The owner and review frequency are recorded in each register.</w:t>
+      </w:r>
+    </w:p>
+    <w:p>
+      <w:pPr>
+        <w:pBdr>
+          <w:top w:val="single" w:sz="4" w:space="4" w:color="11304F"/>
+          <w:left w:val="single" w:sz="24" w:space="4" w:color="11304F"/>
+          <w:bottom w:val="single" w:sz="4" w:space="4" w:color="11304F"/>
+          <w:right w:val="single" w:sz="4" w:space="4" w:color="11304F"/>
+        </w:pBdr>
+        <w:shd w:val="clear" w:color="auto" w:fill="F2F2F2"/>
+        <w:spacing w:before="120" w:after="120"/>
+        <w:ind w:left="113" w:right="113"/>
+      </w:pPr>
+      <w:r>
+        <w:rPr>
+          <w:b/>
+          <w:bCs/>
+        </w:rPr>
+        <w:t xml:space="preserve">KMS guidance: </w:t>
+      </w:r>
+      <w:r>
+        <w:rPr>
+          <w:i/>
+          <w:iCs/>
+        </w:rPr>
+        <w:t xml:space="preserve">Do not delete a register from this list because you have not started using it yet – start using it. Where one part of a register genuinely cannot apply to your firm (for example safeguarding when you hold no relevant funds), keep the register and record why that part does not apply.</w:t>
+      </w:r>
+    </w:p>
+    <w:tbl>
+      <w:tblPr>
+        <w:tblW w:w="9026" w:type="dxa"/>
+        <w:tblBorders>
+          <w:top w:val="single" w:sz="4" w:space="0" w:color="A6A6A6"/>
+          <w:left w:val="single" w:sz="4" w:space="0" w:color="A6A6A6"/>
+          <w:bottom w:val="single" w:sz="4" w:space="0" w:color="A6A6A6"/>
+          <w:right w:val="single" w:sz="4" w:space="0" w:color="A6A6A6"/>
+          <w:insideH w:val="single" w:sz="4" w:space="0" w:color="A6A6A6"/>
+          <w:insideV w:val="single" w:sz="4" w:space="0" w:color="A6A6A6"/>
+        </w:tblBorders>
+        <w:tblLayout w:type="fixed"/>
+        <w:tblCellMar>
+          <w:top w:w="57" w:type="dxa"/>
+          <w:left w:w="85" w:type="dxa"/>
+          <w:bottom w:w="57" w:type="dxa"/>
+          <w:right w:w="85" w:type="dxa"/>
+        </w:tblCellMar>
+        <w:tblLook w:val="04A0" w:firstRow="1" w:lastRow="0" w:firstColumn="0" w:lastColumn="0" w:noHBand="0" w:noVBand="1"/>
+      </w:tblPr>
+      <w:tblGrid>
+        <w:gridCol w:w="2527"/>
+        <w:gridCol w:w="2888"/>
+        <w:gridCol w:w="3611"/>
+      </w:tblGrid>
+      <w:tr>
+        <w:trPr>
+          <w:cantSplit/>
+          <w:tblHeader/>
+        </w:trPr>
+        <w:tc>
+          <w:tcPr>
+            <w:tcW w:w="2527" w:type="dxa"/>
+            <w:shd w:val="clear" w:color="auto" w:fill="D9E2F3"/>
+          </w:tcPr>
+          <w:p>
+            <w:pPr>
+              <w:spacing w:before="0" w:after="60"/>
+            </w:pPr>
+            <w:r>
+              <w:rPr>
+                <w:b/>
+                <w:bCs/>
+              </w:rPr>
+              <w:t xml:space="preserve">Register</w:t>
+            </w:r>
+          </w:p>
+        </w:tc>
+        <w:tc>
+          <w:tcPr>
+            <w:tcW w:w="2888" w:type="dxa"/>
+            <w:shd w:val="clear" w:color="auto" w:fill="D9E2F3"/>
+          </w:tcPr>
+          <w:p>
+            <w:pPr>
+              <w:spacing w:before="0" w:after="60"/>
+            </w:pPr>
+            <w:r>
+              <w:rPr>
+                <w:b/>
+                <w:bCs/>
+              </w:rPr>
+              <w:t xml:space="preserve">KMS file</w:t>
+            </w:r>
+          </w:p>
+        </w:tc>
+        <w:tc>
+          <w:tcPr>
+            <w:tcW w:w="3611" w:type="dxa"/>
+            <w:shd w:val="clear" w:color="auto" w:fill="D9E2F3"/>
+          </w:tcPr>
+          <w:p>
+            <w:pPr>
+              <w:spacing w:before="0" w:after="60"/>
+            </w:pPr>
+            <w:r>
+              <w:rPr>
+                <w:b/>
+                <w:bCs/>
+              </w:rPr>
+              <w:t xml:space="preserve">What it evidences</w:t>
+            </w:r>
+          </w:p>
+        </w:tc>
+      </w:tr>
+      <w:tr>
+        <w:trPr>
+          <w:cantSplit/>
+        </w:trPr>
+        <w:tc>
+          <w:tcPr>
+            <w:tcW w:w="2527" w:type="dxa"/>
+          </w:tcPr>
+          <w:p>
+            <w:pPr>
+              <w:spacing w:before="0" w:after="60"/>
+            </w:pPr>
+            <w:r>
+              <w:t xml:space="preserve">Consumer Duty Evidence (Outcome MI, Target Market Register, Fair Value Register, Board Report Actions)</w:t>
+            </w:r>
+          </w:p>
+        </w:tc>
+        <w:tc>
+          <w:tcPr>
+            <w:tcW w:w="2888" w:type="dxa"/>
+          </w:tcPr>
+          <w:p>
+            <w:pPr>
+              <w:spacing w:before="0" w:after="60"/>
+            </w:pPr>
+            <w:r>
+              <w:t xml:space="preserve">Consumer_Duty_Evidence_v2.0_Template.xlsx</w:t>
+            </w:r>
+          </w:p>
+        </w:tc>
+        <w:tc>
+          <w:tcPr>
+            <w:tcW w:w="3611" w:type="dxa"/>
+          </w:tcPr>
+          <w:p>
+            <w:pPr>
+              <w:spacing w:before="0" w:after="60"/>
+            </w:pPr>
+            <w:r>
+              <w:t xml:space="preserve">Outcome monitoring, target markets, fair value assessments and board report actions</w:t>
+            </w:r>
+          </w:p>
+        </w:tc>
+      </w:tr>
+      <w:tr>
+        <w:trPr>
+          <w:cantSplit/>
+        </w:trPr>
+        <w:tc>
+          <w:tcPr>
+            <w:tcW w:w="2527" w:type="dxa"/>
+          </w:tcPr>
+          <w:p>
+            <w:pPr>
+              <w:spacing w:before="0" w:after="60"/>
+            </w:pPr>
+            <w:r>
+              <w:t xml:space="preserve">Complaints Register</w:t>
+            </w:r>
+          </w:p>
+        </w:tc>
+        <w:tc>
+          <w:tcPr>
+            <w:tcW w:w="2888" w:type="dxa"/>
+          </w:tcPr>
+          <w:p>
+            <w:pPr>
+              <w:spacing w:before="0" w:after="60"/>
+            </w:pPr>
+            <w:r>
+              <w:t xml:space="preserve">Complaints_Register_v2.0_Template.xlsx</w:t>
+            </w:r>
+          </w:p>
+        </w:tc>
+        <w:tc>
+          <w:tcPr>
+            <w:tcW w:w="3611" w:type="dxa"/>
+          </w:tcPr>
+          <w:p>
+            <w:pPr>
+              <w:spacing w:before="0" w:after="60"/>
+            </w:pPr>
+            <w:r>
+              <w:t xml:space="preserve">Every complaint, DISP deadlines, outcomes, redress, root causes and Ombudsman referrals</w:t>
+            </w:r>
+          </w:p>
+        </w:tc>
+      </w:tr>
+      <w:tr>
+        <w:trPr>
+          <w:cantSplit/>
+        </w:trPr>
+        <w:tc>
+          <w:tcPr>
+            <w:tcW w:w="2527" w:type="dxa"/>
+          </w:tcPr>
+          <w:p>
+            <w:pPr>
+              <w:spacing w:before="0" w:after="60"/>
+            </w:pPr>
+            <w:r>
+              <w:t xml:space="preserve">Compliance Monitoring Tracker (Monitoring Schedule, File Review Record, Corrective Action Log, Compliance Universe Register)</w:t>
+            </w:r>
+          </w:p>
+        </w:tc>
+        <w:tc>
+          <w:tcPr>
+            <w:tcW w:w="2888" w:type="dxa"/>
+          </w:tcPr>
+          <w:p>
+            <w:pPr>
+              <w:spacing w:before="0" w:after="60"/>
+            </w:pPr>
+            <w:r>
+              <w:t xml:space="preserve">Compliance_Monitoring_Tracker_v2.0_Template.xlsx</w:t>
+            </w:r>
+          </w:p>
+        </w:tc>
+        <w:tc>
+          <w:tcPr>
+            <w:tcW w:w="3611" w:type="dxa"/>
+          </w:tcPr>
+          <w:p>
+            <w:pPr>
+              <w:spacing w:before="0" w:after="60"/>
+            </w:pPr>
+            <w:r>
+              <w:t xml:space="preserve">Checks completed against the plan, file review results, corrective actions to closure, and the requirements that apply to us</w:t>
+            </w:r>
+          </w:p>
+        </w:tc>
+      </w:tr>
+      <w:tr>
+        <w:trPr>
+          <w:cantSplit/>
+        </w:trPr>
+        <w:tc>
+          <w:tcPr>
+            <w:tcW w:w="2527" w:type="dxa"/>
+          </w:tcPr>
+          <w:p>
+            <w:pPr>
+              <w:spacing w:before="0" w:after="60"/>
+            </w:pPr>
+            <w:r>
+              <w:t xml:space="preserve">Risk Assessment Log</w:t>
+            </w:r>
+          </w:p>
+        </w:tc>
+        <w:tc>
+          <w:tcPr>
+            <w:tcW w:w="2888" w:type="dxa"/>
+          </w:tcPr>
+          <w:p>
+            <w:pPr>
+              <w:spacing w:before="0" w:after="60"/>
+            </w:pPr>
+            <w:r>
+              <w:t xml:space="preserve">Risk_Assessment_Log_v2.0_Template.xlsx</w:t>
+            </w:r>
+          </w:p>
+        </w:tc>
+        <w:tc>
+          <w:tcPr>
+            <w:tcW w:w="3611" w:type="dxa"/>
+          </w:tcPr>
+          <w:p>
+            <w:pPr>
+              <w:spacing w:before="0" w:after="60"/>
+            </w:pPr>
+            <w:r>
+              <w:t xml:space="preserve">Identified risks, inherent and residual scores, controls, appetite and actions</w:t>
+            </w:r>
+          </w:p>
+        </w:tc>
+      </w:tr>
+      <w:tr>
+        <w:trPr>
+          <w:cantSplit/>
+        </w:trPr>
+        <w:tc>
+          <w:tcPr>
+            <w:tcW w:w="2527" w:type="dxa"/>
+          </w:tcPr>
+          <w:p>
+            <w:pPr>
+              <w:spacing w:before="0" w:after="60"/>
+            </w:pPr>
+            <w:r>
+              <w:t xml:space="preserve">Training Log (Training Matrix, Training Record, Competence Register, CPD Log)</w:t>
+            </w:r>
+          </w:p>
+        </w:tc>
+        <w:tc>
+          <w:tcPr>
+            <w:tcW w:w="2888" w:type="dxa"/>
+          </w:tcPr>
+          <w:p>
+            <w:pPr>
+              <w:spacing w:before="0" w:after="60"/>
+            </w:pPr>
+            <w:r>
+              <w:t xml:space="preserve">Training_Log_v2.0_Template.xlsx</w:t>
+            </w:r>
+          </w:p>
+        </w:tc>
+        <w:tc>
+          <w:tcPr>
+            <w:tcW w:w="3611" w:type="dxa"/>
+          </w:tcPr>
+          <w:p>
+            <w:pPr>
+              <w:spacing w:before="0" w:after="60"/>
+            </w:pPr>
+            <w:r>
+              <w:t xml:space="preserve">Training completed, competence assessed, supervision, qualifications and CPD</w:t>
+            </w:r>
+          </w:p>
+        </w:tc>
+      </w:tr>
+    </w:tbl>
+    <w:p>
+      <w:pPr>
+        <w:spacing w:before="0" w:after="0"/>
+      </w:pPr>
     </w:p>
     <w:sectPr>
       <w:pgSz w:w="11906" w:h="16838"/>
